--- a/docs/DEV_GUIDE.docx
+++ b/docs/DEV_GUIDE.docx
@@ -992,6 +992,286 @@
       </w:pPr>
       <w:r>
         <w:t>SEASONAL_PARAMS — gamma curve shape (peak position, k).</w:t>
+      </w:r>
+    </w:p>
+    <w:p>
+      <w:pPr>
+        <w:spacing w:before="120" w:after="40"/>
+      </w:pPr>
+      <w:r>
+        <w:rPr>
+          <w:b/>
+          <w:color w:val="4A6280"/>
+          <w:sz w:val="23"/>
+        </w:rPr>
+        <w:t>Inside the weekly loop — multi-echelon ordering</w:t>
+      </w:r>
+    </w:p>
+    <w:p>
+      <w:pPr>
+        <w:spacing w:after="80"/>
+      </w:pPr>
+      <w:r>
+        <w:t>run_simulation orders at four push points every review week, each with its own coverage horizon. Search these variables in the engine:</w:t>
+      </w:r>
+    </w:p>
+    <w:tbl>
+      <w:tblPr>
+        <w:tblStyle w:val="LightGrid-Accent1"/>
+        <w:tblW w:type="auto" w:w="0"/>
+        <w:tblLook w:firstColumn="1" w:firstRow="1" w:lastColumn="0" w:lastRow="0" w:noHBand="0" w:noVBand="1" w:val="04A0"/>
+      </w:tblPr>
+      <w:tblGrid>
+        <w:gridCol w:w="4873"/>
+        <w:gridCol w:w="4873"/>
+      </w:tblGrid>
+      <w:tr>
+        <w:tc>
+          <w:tcPr>
+            <w:tcW w:type="dxa" w:w="3175"/>
+            <w:shd w:val="clear" w:fill="DCE3ED"/>
+          </w:tcPr>
+          <w:p>
+            <w:r/>
+            <w:r>
+              <w:rPr>
+                <w:b/>
+                <w:sz w:val="20"/>
+              </w:rPr>
+              <w:t>Variable</w:t>
+            </w:r>
+          </w:p>
+        </w:tc>
+        <w:tc>
+          <w:tcPr>
+            <w:tcW w:type="dxa" w:w="5329"/>
+            <w:shd w:val="clear" w:fill="DCE3ED"/>
+          </w:tcPr>
+          <w:p>
+            <w:r/>
+            <w:r>
+              <w:rPr>
+                <w:b/>
+                <w:sz w:val="20"/>
+              </w:rPr>
+              <w:t>Meaning</w:t>
+            </w:r>
+          </w:p>
+        </w:tc>
+      </w:tr>
+      <w:tr>
+        <w:tc>
+          <w:tcPr>
+            <w:tcW w:type="dxa" w:w="3175"/>
+          </w:tcPr>
+          <w:p>
+            <w:r/>
+            <w:r>
+              <w:rPr>
+                <w:sz w:val="19"/>
+              </w:rPr>
+              <w:t>cov_sup / cov_semi / cov_fp / cov_ship</w:t>
+            </w:r>
+          </w:p>
+        </w:tc>
+        <w:tc>
+          <w:tcPr>
+            <w:tcW w:type="dxa" w:w="5329"/>
+          </w:tcPr>
+          <w:p>
+            <w:r/>
+            <w:r>
+              <w:rPr>
+                <w:sz w:val="19"/>
+              </w:rPr>
+              <w:t>Per-stage coverage windows (downstream LT + freq).</w:t>
+            </w:r>
+          </w:p>
+        </w:tc>
+      </w:tr>
+      <w:tr>
+        <w:tc>
+          <w:tcPr>
+            <w:tcW w:type="dxa" w:w="3175"/>
+          </w:tcPr>
+          <w:p>
+            <w:r/>
+            <w:r>
+              <w:rPr>
+                <w:sz w:val="19"/>
+              </w:rPr>
+              <w:t>existing_sup / _semi / _fp / _ship</w:t>
+            </w:r>
+          </w:p>
+        </w:tc>
+        <w:tc>
+          <w:tcPr>
+            <w:tcW w:type="dxa" w:w="5329"/>
+          </w:tcPr>
+          <w:p>
+            <w:r/>
+            <w:r>
+              <w:rPr>
+                <w:sz w:val="19"/>
+              </w:rPr>
+              <w:t>Inventory counted from each push point downstream + that stage's backlog.</w:t>
+            </w:r>
+          </w:p>
+        </w:tc>
+      </w:tr>
+      <w:tr>
+        <w:tc>
+          <w:tcPr>
+            <w:tcW w:type="dxa" w:w="3175"/>
+          </w:tcPr>
+          <w:p>
+            <w:r/>
+            <w:r>
+              <w:rPr>
+                <w:sz w:val="19"/>
+              </w:rPr>
+              <w:t>tgt_sup / _semi / _fp / _ship</w:t>
+            </w:r>
+          </w:p>
+        </w:tc>
+        <w:tc>
+          <w:tcPr>
+            <w:tcW w:type="dxa" w:w="5329"/>
+          </w:tcPr>
+          <w:p>
+            <w:r/>
+            <w:r>
+              <w:rPr>
+                <w:sz w:val="19"/>
+              </w:rPr>
+              <w:t>Demand-to-cover target for each stage.</w:t>
+            </w:r>
+          </w:p>
+        </w:tc>
+      </w:tr>
+      <w:tr>
+        <w:tc>
+          <w:tcPr>
+            <w:tcW w:type="dxa" w:w="3175"/>
+          </w:tcPr>
+          <w:p>
+            <w:r/>
+            <w:r>
+              <w:rPr>
+                <w:sz w:val="19"/>
+              </w:rPr>
+              <w:t>od_sup / od_semi / od_fp / od_ship</w:t>
+            </w:r>
+          </w:p>
+        </w:tc>
+        <w:tc>
+          <w:tcPr>
+            <w:tcW w:type="dxa" w:w="5329"/>
+          </w:tcPr>
+          <w:p>
+            <w:r/>
+            <w:r>
+              <w:rPr>
+                <w:sz w:val="19"/>
+              </w:rPr>
+              <w:t>max(0, target − existing) — the order accrued to each stage's backlog.</w:t>
+            </w:r>
+          </w:p>
+        </w:tc>
+      </w:tr>
+      <w:tr>
+        <w:tc>
+          <w:tcPr>
+            <w:tcW w:type="dxa" w:w="3175"/>
+          </w:tcPr>
+          <w:p>
+            <w:r/>
+            <w:r>
+              <w:rPr>
+                <w:sz w:val="19"/>
+              </w:rPr>
+              <w:t>pb / semi_backlog / fp_backlog / ship_backlog</w:t>
+            </w:r>
+          </w:p>
+        </w:tc>
+        <w:tc>
+          <w:tcPr>
+            <w:tcW w:type="dxa" w:w="5329"/>
+          </w:tcPr>
+          <w:p>
+            <w:r/>
+            <w:r>
+              <w:rPr>
+                <w:sz w:val="19"/>
+              </w:rPr>
+              <w:t>The four independent backlogs each step draws against.</w:t>
+            </w:r>
+          </w:p>
+        </w:tc>
+      </w:tr>
+    </w:tbl>
+    <w:p>
+      <w:pPr>
+        <w:spacing w:after="80"/>
+      </w:pPr>
+      <w:r>
+        <w:t>To change a stage's horizon, edit its cov_* expression. To make a stage order more or less aggressively, edit its existing_* set (what it is allowed to count as already-covered). The per-store gap block (guarded by smart_distrib) raises a stage's order when one store would starve; remove it to revert to pooled-only ordering.</w:t>
+      </w:r>
+    </w:p>
+    <w:p>
+      <w:pPr>
+        <w:spacing w:before="120" w:after="40"/>
+      </w:pPr>
+      <w:r>
+        <w:rPr>
+          <w:b/>
+          <w:color w:val="4A6280"/>
+          <w:sz w:val="23"/>
+        </w:rPr>
+        <w:t>Inside the weekly loop — seasonal factor discovery</w:t>
+      </w:r>
+    </w:p>
+    <w:p>
+      <w:pPr>
+        <w:spacing w:after="80"/>
+      </w:pPr>
+      <w:r>
+        <w:t>When a planner_curve is passed in (seasonal_mode), the engine locks a single scaling factor at the first review week, then look-aheads over the curve:</w:t>
+      </w:r>
+    </w:p>
+    <w:p>
+      <w:pPr>
+        <w:pStyle w:val="ListBullet"/>
+        <w:spacing w:after="40"/>
+      </w:pPr>
+      <w:r>
+        <w:t>planner_curve_internal — the believed shape (avg ≈ 100/wk), index 0 unused.</w:t>
+      </w:r>
+    </w:p>
+    <w:p>
+      <w:pPr>
+        <w:pStyle w:val="ListBullet"/>
+        <w:spacing w:after="40"/>
+      </w:pPr>
+      <w:r>
+        <w:t>planner_factor — locked once: Σ actual_demand[1..w] / Σ curve[1..w], then snapped to a clean integer or 0.1 increment within rounding tolerance.</w:t>
+      </w:r>
+    </w:p>
+    <w:p>
+      <w:pPr>
+        <w:pStyle w:val="ListBullet"/>
+        <w:spacing w:after="40"/>
+      </w:pPr>
+      <w:r>
+        <w:t>_lookahead_sum(curve, w_from, w_to) — forward sum of the curve over a stage's coverage window, multiplied by planner_factor. This produces tgt_* in seasonal mode (the flat path uses ff × cov_x instead).</w:t>
+      </w:r>
+    </w:p>
+    <w:p>
+      <w:pPr>
+        <w:spacing w:after="80"/>
+      </w:pPr>
+      <w:r>
+        <w:t>The factor never re-bases after the first review — that is intentional. To let the planner re-learn each review, move the planner_factor assignment out of the `if planner_factor is None` guard.</w:t>
       </w:r>
     </w:p>
     <w:p>

--- a/docs/DEV_GUIDE.docx
+++ b/docs/DEV_GUIDE.docx
@@ -992,6 +992,345 @@
       </w:pPr>
       <w:r>
         <w:t>SEASONAL_PARAMS — gamma curve shape (peak position, k).</w:t>
+      </w:r>
+    </w:p>
+    <w:p>
+      <w:pPr>
+        <w:pStyle w:val="ListBullet"/>
+        <w:spacing w:after="40"/>
+      </w:pPr>
+      <w:r>
+        <w:t>TIER_SHARE — fraction of stores per tier (high 0.10 / medium 0.30 / small 0.60).</w:t>
+      </w:r>
+    </w:p>
+    <w:p>
+      <w:pPr>
+        <w:pStyle w:val="ListBullet"/>
+        <w:spacing w:after="40"/>
+      </w:pPr>
+      <w:r>
+        <w:t>TIER_WEIGHTS — sell-rate weight per tier (high 4.0 / medium 1.0 / small 0.5).</w:t>
+      </w:r>
+    </w:p>
+    <w:p>
+      <w:pPr>
+        <w:spacing w:before="120" w:after="40"/>
+      </w:pPr>
+      <w:r>
+        <w:rPr>
+          <w:b/>
+          <w:color w:val="4A6280"/>
+          <w:sz w:val="23"/>
+        </w:rPr>
+        <w:t>Inside the weekly loop — multi-echelon ordering</w:t>
+      </w:r>
+    </w:p>
+    <w:p>
+      <w:pPr>
+        <w:spacing w:after="80"/>
+      </w:pPr>
+      <w:r>
+        <w:t>run_simulation orders at four push points every review week, each with its own coverage horizon. Search these variables in the engine:</w:t>
+      </w:r>
+    </w:p>
+    <w:tbl>
+      <w:tblPr>
+        <w:tblStyle w:val="LightGrid-Accent1"/>
+        <w:tblW w:type="auto" w:w="0"/>
+        <w:tblLook w:firstColumn="1" w:firstRow="1" w:lastColumn="0" w:lastRow="0" w:noHBand="0" w:noVBand="1" w:val="04A0"/>
+      </w:tblPr>
+      <w:tblGrid>
+        <w:gridCol w:w="4873"/>
+        <w:gridCol w:w="4873"/>
+      </w:tblGrid>
+      <w:tr>
+        <w:tc>
+          <w:tcPr>
+            <w:tcW w:type="dxa" w:w="3175"/>
+            <w:shd w:val="clear" w:fill="DCE3ED"/>
+          </w:tcPr>
+          <w:p>
+            <w:r/>
+            <w:r>
+              <w:rPr>
+                <w:b/>
+                <w:sz w:val="20"/>
+              </w:rPr>
+              <w:t>Variable</w:t>
+            </w:r>
+          </w:p>
+        </w:tc>
+        <w:tc>
+          <w:tcPr>
+            <w:tcW w:type="dxa" w:w="5329"/>
+            <w:shd w:val="clear" w:fill="DCE3ED"/>
+          </w:tcPr>
+          <w:p>
+            <w:r/>
+            <w:r>
+              <w:rPr>
+                <w:b/>
+                <w:sz w:val="20"/>
+              </w:rPr>
+              <w:t>Meaning</w:t>
+            </w:r>
+          </w:p>
+        </w:tc>
+      </w:tr>
+      <w:tr>
+        <w:tc>
+          <w:tcPr>
+            <w:tcW w:type="dxa" w:w="3175"/>
+          </w:tcPr>
+          <w:p>
+            <w:r/>
+            <w:r>
+              <w:rPr>
+                <w:sz w:val="19"/>
+              </w:rPr>
+              <w:t>cov_sup / cov_semi / cov_fp / cov_ship</w:t>
+            </w:r>
+          </w:p>
+        </w:tc>
+        <w:tc>
+          <w:tcPr>
+            <w:tcW w:type="dxa" w:w="5329"/>
+          </w:tcPr>
+          <w:p>
+            <w:r/>
+            <w:r>
+              <w:rPr>
+                <w:sz w:val="19"/>
+              </w:rPr>
+              <w:t>Per-stage coverage windows (downstream LT + freq).</w:t>
+            </w:r>
+          </w:p>
+        </w:tc>
+      </w:tr>
+      <w:tr>
+        <w:tc>
+          <w:tcPr>
+            <w:tcW w:type="dxa" w:w="3175"/>
+          </w:tcPr>
+          <w:p>
+            <w:r/>
+            <w:r>
+              <w:rPr>
+                <w:sz w:val="19"/>
+              </w:rPr>
+              <w:t>existing_sup / _semi / _fp / _ship</w:t>
+            </w:r>
+          </w:p>
+        </w:tc>
+        <w:tc>
+          <w:tcPr>
+            <w:tcW w:type="dxa" w:w="5329"/>
+          </w:tcPr>
+          <w:p>
+            <w:r/>
+            <w:r>
+              <w:rPr>
+                <w:sz w:val="19"/>
+              </w:rPr>
+              <w:t>Inventory counted from each push point downstream + that stage's backlog.</w:t>
+            </w:r>
+          </w:p>
+        </w:tc>
+      </w:tr>
+      <w:tr>
+        <w:tc>
+          <w:tcPr>
+            <w:tcW w:type="dxa" w:w="3175"/>
+          </w:tcPr>
+          <w:p>
+            <w:r/>
+            <w:r>
+              <w:rPr>
+                <w:sz w:val="19"/>
+              </w:rPr>
+              <w:t>tgt_sup / _semi / _fp / _ship</w:t>
+            </w:r>
+          </w:p>
+        </w:tc>
+        <w:tc>
+          <w:tcPr>
+            <w:tcW w:type="dxa" w:w="5329"/>
+          </w:tcPr>
+          <w:p>
+            <w:r/>
+            <w:r>
+              <w:rPr>
+                <w:sz w:val="19"/>
+              </w:rPr>
+              <w:t>Demand-to-cover target for each stage.</w:t>
+            </w:r>
+          </w:p>
+        </w:tc>
+      </w:tr>
+      <w:tr>
+        <w:tc>
+          <w:tcPr>
+            <w:tcW w:type="dxa" w:w="3175"/>
+          </w:tcPr>
+          <w:p>
+            <w:r/>
+            <w:r>
+              <w:rPr>
+                <w:sz w:val="19"/>
+              </w:rPr>
+              <w:t>od_sup / od_semi / od_fp / od_ship</w:t>
+            </w:r>
+          </w:p>
+        </w:tc>
+        <w:tc>
+          <w:tcPr>
+            <w:tcW w:type="dxa" w:w="5329"/>
+          </w:tcPr>
+          <w:p>
+            <w:r/>
+            <w:r>
+              <w:rPr>
+                <w:sz w:val="19"/>
+              </w:rPr>
+              <w:t>max(0, target − existing) — the order accrued to each stage's backlog.</w:t>
+            </w:r>
+          </w:p>
+        </w:tc>
+      </w:tr>
+      <w:tr>
+        <w:tc>
+          <w:tcPr>
+            <w:tcW w:type="dxa" w:w="3175"/>
+          </w:tcPr>
+          <w:p>
+            <w:r/>
+            <w:r>
+              <w:rPr>
+                <w:sz w:val="19"/>
+              </w:rPr>
+              <w:t>pb / semi_backlog / fp_backlog / ship_backlog</w:t>
+            </w:r>
+          </w:p>
+        </w:tc>
+        <w:tc>
+          <w:tcPr>
+            <w:tcW w:type="dxa" w:w="5329"/>
+          </w:tcPr>
+          <w:p>
+            <w:r/>
+            <w:r>
+              <w:rPr>
+                <w:sz w:val="19"/>
+              </w:rPr>
+              <w:t>The four independent backlogs each step draws against.</w:t>
+            </w:r>
+          </w:p>
+        </w:tc>
+      </w:tr>
+    </w:tbl>
+    <w:p>
+      <w:pPr>
+        <w:spacing w:after="80"/>
+      </w:pPr>
+      <w:r>
+        <w:t>To change a stage's horizon, edit its cov_* expression. To make a stage order more or less aggressively, edit its existing_* set. The per-store gap block (guarded by smart_distrib) raises a stage's order when stores would starve.</w:t>
+      </w:r>
+    </w:p>
+    <w:p>
+      <w:pPr>
+        <w:spacing w:before="120" w:after="40"/>
+      </w:pPr>
+      <w:r>
+        <w:rPr>
+          <w:b/>
+          <w:color w:val="4A6280"/>
+          <w:sz w:val="23"/>
+        </w:rPr>
+        <w:t>Inside the weekly loop — seasonal factor discovery</w:t>
+      </w:r>
+    </w:p>
+    <w:p>
+      <w:pPr>
+        <w:spacing w:after="80"/>
+      </w:pPr>
+      <w:r>
+        <w:t>When a planner_curve is passed in (seasonal_mode), the engine locks a single scaling factor at the first review week, then look-aheads over the curve:</w:t>
+      </w:r>
+    </w:p>
+    <w:p>
+      <w:pPr>
+        <w:pStyle w:val="ListBullet"/>
+        <w:spacing w:after="40"/>
+      </w:pPr>
+      <w:r>
+        <w:t>planner_curve_internal — the believed shape (avg ≈ 100/wk), index 0 unused.</w:t>
+      </w:r>
+    </w:p>
+    <w:p>
+      <w:pPr>
+        <w:pStyle w:val="ListBullet"/>
+        <w:spacing w:after="40"/>
+      </w:pPr>
+      <w:r>
+        <w:t>planner_factor — locked once: Σ actual_demand[1..w] / Σ curve[1..w], then snapped to a clean integer or 0.1 increment within rounding tolerance.</w:t>
+      </w:r>
+    </w:p>
+    <w:p>
+      <w:pPr>
+        <w:pStyle w:val="ListBullet"/>
+        <w:spacing w:after="40"/>
+      </w:pPr>
+      <w:r>
+        <w:t>_lookahead_sum(curve, w_from, w_to) — forward sum of the curve over a stage's coverage window × planner_factor. Produces tgt_* in seasonal mode (the flat path uses ff × cov_x). The factor never re-bases after the first review.</w:t>
+      </w:r>
+    </w:p>
+    <w:p>
+      <w:pPr>
+        <w:spacing w:before="120" w:after="40"/>
+      </w:pPr>
+      <w:r>
+        <w:rPr>
+          <w:b/>
+          <w:color w:val="4A6280"/>
+          <w:sz w:val="23"/>
+        </w:rPr>
+        <w:t>Deterministic per-store demand and the production cap</w:t>
+      </w:r>
+    </w:p>
+    <w:p>
+      <w:pPr>
+        <w:pStyle w:val="ListBullet"/>
+        <w:spacing w:after="40"/>
+      </w:pPr>
+      <w:r>
+        <w:t>_bucket_counts(n_stores) — how many stores fall in each tier.</w:t>
+      </w:r>
+    </w:p>
+    <w:p>
+      <w:pPr>
+        <w:pStyle w:val="ListBullet"/>
+        <w:spacing w:after="40"/>
+      </w:pPr>
+      <w:r>
+        <w:t>_deterministic_per_store_demand(week, dem_total, n_high, n_medium, n_small) — splits the week's total by the 15:6:1 rate ratio, summing to dem_total exactly; remainder to the high-selling bucket, medium/small remainders rotate by week.</w:t>
+      </w:r>
+    </w:p>
+    <w:p>
+      <w:pPr>
+        <w:pStyle w:val="ListBullet"/>
+        <w:spacing w:after="40"/>
+      </w:pPr>
+      <w:r>
+        <w:t>prod_cap + cum_produced — the lifetime production budget. cum_produced starts at the initial stock; each supplier order is clamped to the remaining headroom and added in. When headroom hits 0, od_sup is forced to 0 for the rest of the run.</w:t>
+      </w:r>
+    </w:p>
+    <w:p>
+      <w:pPr>
+        <w:pStyle w:val="ListBullet"/>
+        <w:spacing w:after="40"/>
+      </w:pPr>
+      <w:r>
+        <w:t>_smart_alloc_n(...) — the CW→store water-fill; distributes the integer rounding remainder by largest fractional share (Hamilton) so no store hoards leftovers.</w:t>
       </w:r>
     </w:p>
     <w:p>
